--- a/BACK-END/ATV_TXT/PESQUISA BECK.docx
+++ b/BACK-END/ATV_TXT/PESQUISA BECK.docx
@@ -20,6 +20,26 @@
           <w:szCs w:val="72"/>
         </w:rPr>
         <w:t>PESQUISA BECK-END</w:t>
+      </w:r>
+    </w:p>
+    <w:p>
+      <w:pPr>
+        <w:ind w:firstLine="708"/>
+        <w:rPr>
+          <w:rFonts w:ascii="Arial" w:hAnsi="Arial" w:cs="Arial"/>
+          <w:b/>
+          <w:sz w:val="48"/>
+          <w:szCs w:val="48"/>
+        </w:rPr>
+      </w:pPr>
+      <w:r>
+        <w:rPr>
+          <w:rFonts w:ascii="Arial" w:hAnsi="Arial" w:cs="Arial"/>
+          <w:b/>
+          <w:sz w:val="48"/>
+          <w:szCs w:val="48"/>
+        </w:rPr>
+        <w:t>MIGUEL B. T. DE OLIVEIRA N°20</w:t>
       </w:r>
     </w:p>
     <w:p>
@@ -283,17 +303,7 @@
           <w:szCs w:val="24"/>
           <w:shd w:val="clear" w:color="auto" w:fill="FFFFFF"/>
         </w:rPr>
-        <w:t xml:space="preserve">Node.js </w:t>
-      </w:r>
-      <w:r>
-        <w:rPr>
-          <w:rFonts w:ascii="Arial" w:hAnsi="Arial" w:cs="Arial"/>
-          <w:color w:val="000000" w:themeColor="text1"/>
-          <w:sz w:val="24"/>
-          <w:szCs w:val="24"/>
-          <w:shd w:val="clear" w:color="auto" w:fill="FFFFFF"/>
-        </w:rPr>
-        <w:t xml:space="preserve">é um ambiente de execução </w:t>
+        <w:t xml:space="preserve">Node.js é um ambiente de execução </w:t>
       </w:r>
       <w:proofErr w:type="spellStart"/>
       <w:r>
@@ -408,17 +418,7 @@
           <w:szCs w:val="24"/>
           <w:shd w:val="clear" w:color="auto" w:fill="FFFFFF"/>
         </w:rPr>
-        <w:t>) e suas dependências em projetos Node.js.</w:t>
-      </w:r>
-      <w:r>
-        <w:rPr>
-          <w:rFonts w:ascii="Arial" w:hAnsi="Arial" w:cs="Arial"/>
-          <w:color w:val="000000" w:themeColor="text1"/>
-          <w:sz w:val="24"/>
-          <w:szCs w:val="24"/>
-          <w:shd w:val="clear" w:color="auto" w:fill="FFFFFF"/>
-        </w:rPr>
-        <w:t>]</w:t>
+        <w:t>) e suas dependências em projetos Node.js.]</w:t>
       </w:r>
     </w:p>
     <w:p>
@@ -588,6 +588,134 @@
           <w:lang w:eastAsia="pt-BR"/>
         </w:rPr>
         <w:t xml:space="preserve"> as APIs atuam como intermediárias</w:t>
+      </w:r>
+    </w:p>
+    <w:p>
+      <w:pPr>
+        <w:spacing w:after="0" w:line="240" w:lineRule="auto"/>
+        <w:rPr>
+          <w:rFonts w:ascii="Arial" w:eastAsia="Times New Roman" w:hAnsi="Arial" w:cs="Arial"/>
+          <w:color w:val="000000" w:themeColor="text1"/>
+          <w:sz w:val="24"/>
+          <w:szCs w:val="24"/>
+          <w:lang w:eastAsia="pt-BR"/>
+        </w:rPr>
+      </w:pPr>
+    </w:p>
+    <w:p>
+      <w:pPr>
+        <w:spacing w:after="0" w:line="240" w:lineRule="auto"/>
+        <w:rPr>
+          <w:rFonts w:ascii="Arial" w:eastAsia="Times New Roman" w:hAnsi="Arial" w:cs="Arial"/>
+          <w:color w:val="000000" w:themeColor="text1"/>
+          <w:sz w:val="24"/>
+          <w:szCs w:val="24"/>
+          <w:lang w:eastAsia="pt-BR"/>
+        </w:rPr>
+      </w:pPr>
+    </w:p>
+    <w:p>
+      <w:pPr>
+        <w:spacing w:after="0" w:line="240" w:lineRule="auto"/>
+        <w:rPr>
+          <w:rFonts w:ascii="Arial" w:eastAsia="Times New Roman" w:hAnsi="Arial" w:cs="Arial"/>
+          <w:color w:val="000000" w:themeColor="text1"/>
+          <w:sz w:val="24"/>
+          <w:szCs w:val="24"/>
+          <w:lang w:eastAsia="pt-BR"/>
+        </w:rPr>
+      </w:pPr>
+    </w:p>
+    <w:p>
+      <w:pPr>
+        <w:spacing w:after="0" w:line="240" w:lineRule="auto"/>
+        <w:rPr>
+          <w:rFonts w:ascii="Arial" w:eastAsia="Times New Roman" w:hAnsi="Arial" w:cs="Arial"/>
+          <w:color w:val="000000" w:themeColor="text1"/>
+          <w:sz w:val="24"/>
+          <w:szCs w:val="24"/>
+          <w:lang w:eastAsia="pt-BR"/>
+        </w:rPr>
+      </w:pPr>
+      <w:r>
+        <w:rPr>
+          <w:rFonts w:ascii="Arial" w:eastAsia="Times New Roman" w:hAnsi="Arial" w:cs="Arial"/>
+          <w:color w:val="000000" w:themeColor="text1"/>
+          <w:sz w:val="24"/>
+          <w:szCs w:val="24"/>
+          <w:lang w:eastAsia="pt-BR"/>
+        </w:rPr>
+        <w:t>Referências:</w:t>
+      </w:r>
+    </w:p>
+    <w:p>
+      <w:pPr>
+        <w:spacing w:after="0" w:line="240" w:lineRule="auto"/>
+        <w:rPr>
+          <w:rFonts w:ascii="Arial" w:eastAsia="Times New Roman" w:hAnsi="Arial" w:cs="Arial"/>
+          <w:color w:val="000000" w:themeColor="text1"/>
+          <w:sz w:val="24"/>
+          <w:szCs w:val="24"/>
+          <w:lang w:eastAsia="pt-BR"/>
+        </w:rPr>
+      </w:pPr>
+      <w:hyperlink r:id="rId5" w:history="1">
+        <w:r>
+          <w:rPr>
+            <w:rStyle w:val="Hyperlink"/>
+            <w:rFonts w:ascii="Arial" w:eastAsia="Times New Roman" w:hAnsi="Arial" w:cs="Arial"/>
+            <w:sz w:val="24"/>
+            <w:szCs w:val="24"/>
+            <w:lang w:eastAsia="pt-BR"/>
+          </w:rPr>
+          <w:t>https://www.alura.com.br/artigos/node-js?srsltid=AfmBOooa7Q784-wIWnTvzFnivnWvP0NSVm7eWuLGA5KP6a30eNVSfpgC</w:t>
+        </w:r>
+      </w:hyperlink>
+    </w:p>
+    <w:p>
+      <w:pPr>
+        <w:spacing w:after="0" w:line="240" w:lineRule="auto"/>
+        <w:rPr>
+          <w:rFonts w:ascii="Arial" w:eastAsia="Times New Roman" w:hAnsi="Arial" w:cs="Arial"/>
+          <w:color w:val="000000" w:themeColor="text1"/>
+          <w:sz w:val="24"/>
+          <w:szCs w:val="24"/>
+          <w:lang w:eastAsia="pt-BR"/>
+        </w:rPr>
+      </w:pPr>
+      <w:hyperlink r:id="rId6" w:history="1">
+        <w:r>
+          <w:rPr>
+            <w:rStyle w:val="Hyperlink"/>
+            <w:rFonts w:ascii="Arial" w:eastAsia="Times New Roman" w:hAnsi="Arial" w:cs="Arial"/>
+            <w:sz w:val="24"/>
+            <w:szCs w:val="24"/>
+            <w:lang w:eastAsia="pt-BR"/>
+          </w:rPr>
+          <w:t>https://nodejs.org/pt</w:t>
+        </w:r>
+      </w:hyperlink>
+    </w:p>
+    <w:p>
+      <w:pPr>
+        <w:spacing w:after="0" w:line="240" w:lineRule="auto"/>
+        <w:rPr>
+          <w:rFonts w:ascii="Arial" w:eastAsia="Times New Roman" w:hAnsi="Arial" w:cs="Arial"/>
+          <w:color w:val="000000" w:themeColor="text1"/>
+          <w:sz w:val="24"/>
+          <w:szCs w:val="24"/>
+          <w:lang w:eastAsia="pt-BR"/>
+        </w:rPr>
+      </w:pPr>
+      <w:r>
+        <w:rPr>
+          <w:rFonts w:ascii="Arial" w:eastAsia="Times New Roman" w:hAnsi="Arial" w:cs="Arial"/>
+          <w:color w:val="000000" w:themeColor="text1"/>
+          <w:sz w:val="24"/>
+          <w:szCs w:val="24"/>
+          <w:lang w:eastAsia="pt-BR"/>
+        </w:rPr>
+        <w:t>https://www.hostinger.com/br/tutoriais/o-que-e-node-js</w:t>
       </w:r>
       <w:bookmarkStart w:id="0" w:name="_GoBack"/>
       <w:bookmarkEnd w:id="0"/>
@@ -1379,6 +1507,29 @@
       <w:contextualSpacing/>
     </w:pPr>
   </w:style>
+  <w:style w:type="character" w:styleId="Hyperlink">
+    <w:name w:val="Hyperlink"/>
+    <w:basedOn w:val="Fontepargpadro"/>
+    <w:uiPriority w:val="99"/>
+    <w:unhideWhenUsed/>
+    <w:rsid w:val="008B4096"/>
+    <w:rPr>
+      <w:color w:val="0563C1" w:themeColor="hyperlink"/>
+      <w:u w:val="single"/>
+    </w:rPr>
+  </w:style>
+  <w:style w:type="character" w:styleId="MenoPendente">
+    <w:name w:val="Unresolved Mention"/>
+    <w:basedOn w:val="Fontepargpadro"/>
+    <w:uiPriority w:val="99"/>
+    <w:semiHidden/>
+    <w:unhideWhenUsed/>
+    <w:rsid w:val="008B4096"/>
+    <w:rPr>
+      <w:color w:val="605E5C"/>
+      <w:shd w:val="clear" w:color="auto" w:fill="E1DFDD"/>
+    </w:rPr>
+  </w:style>
 </w:styles>
 </file>
 
